--- a/IRB/Attachment_A_Participant_Information_Sheet.docx
+++ b/IRB/Attachment_A_Participant_Information_Sheet.docx
@@ -363,7 +363,7 @@
           <w:color w:val="1F4E79"/>
           <w:sz w:val="25"/>
         </w:rPr>
-        <w:t>Paymen</w:t>
+        <w:t>Payment</w:t>
       </w:r>
     </w:p>
     <w:p>
@@ -398,6 +398,14 @@
           <w:i w:val="0"/>
         </w:rPr>
         <w:t>If you have questions about the study, contact the principal investigator at naeem.muhammad@mayo.edu</w:t>
+      </w:r>
+    </w:p>
+    <w:p>
+      <w:r>
+        <w:rPr>
+          <w:i w:val="0"/>
+        </w:rPr>
+        <w:t>If you have questions about your rights as a research participant, or wish to speak with someone who is not part of the study team, contact the Mayo Clinic Institutional Review Board (IRB study number 26-008664) at [Mayo Clinic IRB telephone number and email to be inserted before submission].</w:t>
       </w:r>
     </w:p>
     <w:p>
